--- a/flow/20230927_hours/drafts/2024-07-g/06.07.docx
+++ b/flow/20230927_hours/drafts/2024-07-g/06.07.docx
@@ -94,18 +94,15 @@
     </w:p>
     <w:p>
       <w:pPr>
-        <w:spacing w:line="240" w:lineRule="auto"/>
-        <w:rPr>
-          <w:rFonts w:ascii="Times New Roman" w:hAnsi="Times New Roman"/>
-          <w:sz w:val="24"/>
-        </w:rPr>
-      </w:pPr>
-      <w:r>
-        <w:rPr>
-          <w:rFonts w:ascii="Times New Roman" w:hAnsi="Times New Roman"/>
-          <w:sz w:val="24"/>
-        </w:rPr>
-        <w:t>Царю небесний, утішителю, Душе істини,* що всюди єси і все наповняєш,* скарбе дібр і життя подателю,* прийди і вселися в нас,* і очисти нас від усякої скверни,* і спаси, Благий, душі наші.</w:t>
+        <w:pStyle w:val="a"/>
+        <w:spacing w:after="120"/>
+      </w:pPr>
+      <w:r>
+        <w:rPr>
+          <w:rFonts w:ascii="Times New Roman" w:hAnsi="Times New Roman"/>
+          <w:sz w:val="24"/>
+        </w:rPr>
+        <w:t>Ца́рю небе́сний, утіши́телю, Ду́ше íстини,* що всю́ди єси́ і все наповня́єш,* скарбни́це благ і життя́ пода́телю,* прийди́, і всели́ся в нас,* і очи́сти нас від уся́кої скве́рни,* і спаси́, благи́й, ду́ші на́ші.</w:t>
       </w:r>
     </w:p>
     <w:p>
@@ -328,51 +325,24 @@
     </w:p>
     <w:p>
       <w:pPr>
-        <w:spacing w:line="240" w:lineRule="auto"/>
-        <w:rPr>
-          <w:rFonts w:ascii="Times New Roman" w:hAnsi="Times New Roman"/>
-          <w:sz w:val="24"/>
-        </w:rPr>
-      </w:pPr>
-      <w:r>
-        <w:rPr>
-          <w:rFonts w:ascii="Times New Roman" w:hAnsi="Times New Roman"/>
-          <w:i/>
-          <w:color w:val="FF0000"/>
-          <w:sz w:val="24"/>
-        </w:rPr>
-        <w:t>Священик</w:t>
-      </w:r>
-      <w:r>
-        <w:rPr>
-          <w:rFonts w:ascii="Times New Roman" w:hAnsi="Times New Roman"/>
-          <w:i/>
-          <w:color w:val="FF0000"/>
-          <w:sz w:val="24"/>
-        </w:rPr>
-        <w:t>:</w:t>
-      </w:r>
-      <w:r>
-        <w:rPr>
-          <w:rFonts w:ascii="Times New Roman" w:hAnsi="Times New Roman"/>
-          <w:color w:val="FF0000"/>
-          <w:sz w:val="24"/>
-        </w:rPr>
-        <w:t xml:space="preserve"> </w:t>
-      </w:r>
-      <w:r>
-        <w:rPr>
-          <w:rFonts w:ascii="Times New Roman" w:hAnsi="Times New Roman"/>
-          <w:sz w:val="24"/>
-        </w:rPr>
-        <w:t xml:space="preserve">Бо твоє є царство, і сила, і слава, Отця, і Сина, і Святого Духа, нині і повсякчас, і на віки </w:t>
-      </w:r>
-      <w:r>
-        <w:rPr>
-          <w:rFonts w:ascii="Times New Roman" w:hAnsi="Times New Roman"/>
-          <w:sz w:val="24"/>
-        </w:rPr>
-        <w:t>віків.</w:t>
+        <w:pStyle w:val="a"/>
+        <w:spacing w:after="120"/>
+      </w:pPr>
+      <w:r>
+        <w:rPr>
+          <w:rFonts w:ascii="Times New Roman" w:hAnsi="Times New Roman"/>
+          <w:i/>
+          <w:color w:val="FF0000"/>
+          <w:sz w:val="24"/>
+        </w:rPr>
+        <w:t>Священник:</w:t>
+      </w:r>
+      <w:r>
+        <w:rPr>
+          <w:rFonts w:ascii="Times New Roman" w:hAnsi="Times New Roman"/>
+          <w:sz w:val="24"/>
+        </w:rPr>
+        <w:t xml:space="preserve"> Бо Твоє є царство, і сила, і слава, Отця, і Сина, і Святого Духа, нині, і повсякчас, і на віки віків.</w:t>
       </w:r>
     </w:p>
     <w:p>
@@ -1912,34 +1882,24 @@
     </w:p>
     <w:p>
       <w:pPr>
-        <w:spacing w:line="240" w:lineRule="auto"/>
-        <w:rPr>
-          <w:rFonts w:ascii="Times New Roman" w:hAnsi="Times New Roman"/>
-          <w:sz w:val="24"/>
-        </w:rPr>
-      </w:pPr>
-      <w:r>
-        <w:rPr>
-          <w:rFonts w:ascii="Times New Roman" w:hAnsi="Times New Roman"/>
-          <w:i/>
-          <w:color w:val="FF0000"/>
-          <w:sz w:val="24"/>
-        </w:rPr>
-        <w:t xml:space="preserve">Священик: </w:t>
-      </w:r>
-      <w:r>
-        <w:rPr>
-          <w:rFonts w:ascii="Times New Roman" w:hAnsi="Times New Roman"/>
-          <w:sz w:val="24"/>
-        </w:rPr>
-        <w:t xml:space="preserve">Бо твоє є царство, і сила, і слава, Отця, і Сина, і Святого Духа, нині і повсякчас, і на віки </w:t>
-      </w:r>
-      <w:r>
-        <w:rPr>
-          <w:rFonts w:ascii="Times New Roman" w:hAnsi="Times New Roman"/>
-          <w:sz w:val="24"/>
-        </w:rPr>
-        <w:t>віків.</w:t>
+        <w:pStyle w:val="a"/>
+        <w:spacing w:after="120"/>
+      </w:pPr>
+      <w:r>
+        <w:rPr>
+          <w:rFonts w:ascii="Times New Roman" w:hAnsi="Times New Roman"/>
+          <w:i/>
+          <w:color w:val="FF0000"/>
+          <w:sz w:val="24"/>
+        </w:rPr>
+        <w:t>Священник:</w:t>
+      </w:r>
+      <w:r>
+        <w:rPr>
+          <w:rFonts w:ascii="Times New Roman" w:hAnsi="Times New Roman"/>
+          <w:sz w:val="24"/>
+        </w:rPr>
+        <w:t xml:space="preserve"> Бо Твоє є царство, і сила, і слава, Отця, і Сина, і Святого Духа, нині, і повсякчас, і на віки віків.</w:t>
       </w:r>
     </w:p>
     <w:p>
@@ -2583,18 +2543,15 @@
     </w:p>
     <w:p>
       <w:pPr>
-        <w:spacing w:line="240" w:lineRule="auto"/>
-        <w:rPr>
-          <w:rFonts w:ascii="Times New Roman" w:hAnsi="Times New Roman"/>
-          <w:sz w:val="24"/>
-        </w:rPr>
-      </w:pPr>
-      <w:r>
-        <w:rPr>
-          <w:rFonts w:ascii="Times New Roman" w:hAnsi="Times New Roman"/>
-          <w:sz w:val="24"/>
-        </w:rPr>
-        <w:t>Царю небесний, утішителю, Душе істини,* що всюди єси і все наповняєш,* скарбе дібр і життя подателю,* прийди і вселися в нас,* і очисти нас від усякої скверни,* і спаси, Благий, душі наші.</w:t>
+        <w:pStyle w:val="a"/>
+        <w:spacing w:after="120"/>
+      </w:pPr>
+      <w:r>
+        <w:rPr>
+          <w:rFonts w:ascii="Times New Roman" w:hAnsi="Times New Roman"/>
+          <w:sz w:val="24"/>
+        </w:rPr>
+        <w:t>Ца́рю небе́сний, утіши́телю, Ду́ше íстини,* що всю́ди єси́ і все наповня́єш,* скарбни́це благ і життя́ пода́телю,* прийди́, і всели́ся в нас,* і очи́сти нас від уся́кої скве́рни,* і спаси́, благи́й, ду́ші на́ші.</w:t>
       </w:r>
     </w:p>
     <w:p>
@@ -2831,34 +2788,24 @@
     </w:p>
     <w:p>
       <w:pPr>
-        <w:spacing w:line="240" w:lineRule="auto"/>
-        <w:rPr>
-          <w:rFonts w:ascii="Times New Roman" w:hAnsi="Times New Roman"/>
-          <w:sz w:val="24"/>
-        </w:rPr>
-      </w:pPr>
-      <w:r>
-        <w:rPr>
-          <w:rFonts w:ascii="Times New Roman" w:hAnsi="Times New Roman"/>
-          <w:i/>
-          <w:color w:val="FF0000"/>
-          <w:sz w:val="24"/>
-        </w:rPr>
-        <w:t xml:space="preserve">Священик: </w:t>
-      </w:r>
-      <w:r>
-        <w:rPr>
-          <w:rFonts w:ascii="Times New Roman" w:hAnsi="Times New Roman"/>
-          <w:sz w:val="24"/>
-        </w:rPr>
-        <w:t xml:space="preserve">Бо твоє є царство, і сила, і слава, Отця, і Сина, і Святого Духа, нині і повсякчас, і на віки </w:t>
-      </w:r>
-      <w:r>
-        <w:rPr>
-          <w:rFonts w:ascii="Times New Roman" w:hAnsi="Times New Roman"/>
-          <w:sz w:val="24"/>
-        </w:rPr>
-        <w:t>віків.</w:t>
+        <w:pStyle w:val="a"/>
+        <w:spacing w:after="120"/>
+      </w:pPr>
+      <w:r>
+        <w:rPr>
+          <w:rFonts w:ascii="Times New Roman" w:hAnsi="Times New Roman"/>
+          <w:i/>
+          <w:color w:val="FF0000"/>
+          <w:sz w:val="24"/>
+        </w:rPr>
+        <w:t>Священник:</w:t>
+      </w:r>
+      <w:r>
+        <w:rPr>
+          <w:rFonts w:ascii="Times New Roman" w:hAnsi="Times New Roman"/>
+          <w:sz w:val="24"/>
+        </w:rPr>
+        <w:t xml:space="preserve"> Бо Твоє є царство, і сила, і слава, Отця, і Сина, і Святого Духа, нині, і повсякчас, і на віки віків.</w:t>
       </w:r>
     </w:p>
     <w:p>
@@ -4806,34 +4753,24 @@
     </w:p>
     <w:p>
       <w:pPr>
-        <w:spacing w:line="240" w:lineRule="auto"/>
-        <w:rPr>
-          <w:rFonts w:ascii="Times New Roman" w:hAnsi="Times New Roman"/>
-          <w:sz w:val="24"/>
-        </w:rPr>
-      </w:pPr>
-      <w:r>
-        <w:rPr>
-          <w:rFonts w:ascii="Times New Roman" w:hAnsi="Times New Roman"/>
-          <w:i/>
-          <w:color w:val="FF0000"/>
-          <w:sz w:val="24"/>
-        </w:rPr>
-        <w:t xml:space="preserve">Священик: </w:t>
-      </w:r>
-      <w:r>
-        <w:rPr>
-          <w:rFonts w:ascii="Times New Roman" w:hAnsi="Times New Roman"/>
-          <w:sz w:val="24"/>
-        </w:rPr>
-        <w:t xml:space="preserve">Бо твоє є царство, і сила, і слава, Отця, і Сина, і Святого Духа, нині і повсякчас, і на віки </w:t>
-      </w:r>
-      <w:r>
-        <w:rPr>
-          <w:rFonts w:ascii="Times New Roman" w:hAnsi="Times New Roman"/>
-          <w:sz w:val="24"/>
-        </w:rPr>
-        <w:t>віків.</w:t>
+        <w:pStyle w:val="a"/>
+        <w:spacing w:after="120"/>
+      </w:pPr>
+      <w:r>
+        <w:rPr>
+          <w:rFonts w:ascii="Times New Roman" w:hAnsi="Times New Roman"/>
+          <w:i/>
+          <w:color w:val="FF0000"/>
+          <w:sz w:val="24"/>
+        </w:rPr>
+        <w:t>Священник:</w:t>
+      </w:r>
+      <w:r>
+        <w:rPr>
+          <w:rFonts w:ascii="Times New Roman" w:hAnsi="Times New Roman"/>
+          <w:sz w:val="24"/>
+        </w:rPr>
+        <w:t xml:space="preserve"> Бо Твоє є царство, і сила, і слава, Отця, і Сина, і Святого Духа, нині, і повсякчас, і на віки віків.</w:t>
       </w:r>
     </w:p>
     <w:p>
@@ -5595,18 +5532,15 @@
     </w:p>
     <w:p>
       <w:pPr>
-        <w:spacing w:line="240" w:lineRule="auto"/>
-        <w:rPr>
-          <w:rFonts w:ascii="Times New Roman" w:hAnsi="Times New Roman"/>
-          <w:sz w:val="24"/>
-        </w:rPr>
-      </w:pPr>
-      <w:r>
-        <w:rPr>
-          <w:rFonts w:ascii="Times New Roman" w:hAnsi="Times New Roman"/>
-          <w:sz w:val="24"/>
-        </w:rPr>
-        <w:t>Царю небесний, утішителю, Душе істини,* що всюди єси і все наповняєш,* скарбе дібр і життя подателю,* прийди і вселися в нас,* і очисти нас від усякої скверни,* і спаси, Благий, душі наші.</w:t>
+        <w:pStyle w:val="a"/>
+        <w:spacing w:after="120"/>
+      </w:pPr>
+      <w:r>
+        <w:rPr>
+          <w:rFonts w:ascii="Times New Roman" w:hAnsi="Times New Roman"/>
+          <w:sz w:val="24"/>
+        </w:rPr>
+        <w:t>Ца́рю небе́сний, утіши́телю, Ду́ше íстини,* що всю́ди єси́ і все наповня́єш,* скарбни́це благ і життя́ пода́телю,* прийди́, і всели́ся в нас,* і очи́сти нас від уся́кої скве́рни,* і спаси́, благи́й, ду́ші на́ші.</w:t>
       </w:r>
     </w:p>
     <w:p>
@@ -5829,34 +5763,24 @@
     </w:p>
     <w:p>
       <w:pPr>
-        <w:spacing w:line="240" w:lineRule="auto"/>
-        <w:rPr>
-          <w:rFonts w:ascii="Times New Roman" w:hAnsi="Times New Roman"/>
-          <w:sz w:val="24"/>
-        </w:rPr>
-      </w:pPr>
-      <w:r>
-        <w:rPr>
-          <w:rFonts w:ascii="Times New Roman" w:hAnsi="Times New Roman"/>
-          <w:i/>
-          <w:color w:val="FF0000"/>
-          <w:sz w:val="24"/>
-        </w:rPr>
-        <w:t xml:space="preserve">Священик: </w:t>
-      </w:r>
-      <w:r>
-        <w:rPr>
-          <w:rFonts w:ascii="Times New Roman" w:hAnsi="Times New Roman"/>
-          <w:sz w:val="24"/>
-        </w:rPr>
-        <w:t xml:space="preserve">Бо твоє є царство, і сила, і слава, Отця, і Сина, і Святого Духа, нині і повсякчас, і на віки </w:t>
-      </w:r>
-      <w:r>
-        <w:rPr>
-          <w:rFonts w:ascii="Times New Roman" w:hAnsi="Times New Roman"/>
-          <w:sz w:val="24"/>
-        </w:rPr>
-        <w:t>віків.</w:t>
+        <w:pStyle w:val="a"/>
+        <w:spacing w:after="120"/>
+      </w:pPr>
+      <w:r>
+        <w:rPr>
+          <w:rFonts w:ascii="Times New Roman" w:hAnsi="Times New Roman"/>
+          <w:i/>
+          <w:color w:val="FF0000"/>
+          <w:sz w:val="24"/>
+        </w:rPr>
+        <w:t>Священник:</w:t>
+      </w:r>
+      <w:r>
+        <w:rPr>
+          <w:rFonts w:ascii="Times New Roman" w:hAnsi="Times New Roman"/>
+          <w:sz w:val="24"/>
+        </w:rPr>
+        <w:t xml:space="preserve"> Бо Твоє є царство, і сила, і слава, Отця, і Сина, і Святого Духа, нині, і повсякчас, і на віки віків.</w:t>
       </w:r>
     </w:p>
     <w:p>
@@ -7808,34 +7732,24 @@
     </w:p>
     <w:p>
       <w:pPr>
-        <w:spacing w:line="240" w:lineRule="auto"/>
-        <w:rPr>
-          <w:rFonts w:ascii="Times New Roman" w:hAnsi="Times New Roman"/>
-          <w:sz w:val="24"/>
-        </w:rPr>
-      </w:pPr>
-      <w:r>
-        <w:rPr>
-          <w:rFonts w:ascii="Times New Roman" w:hAnsi="Times New Roman"/>
-          <w:i/>
-          <w:color w:val="FF0000"/>
-          <w:sz w:val="24"/>
-        </w:rPr>
-        <w:t xml:space="preserve">Священик: </w:t>
-      </w:r>
-      <w:r>
-        <w:rPr>
-          <w:rFonts w:ascii="Times New Roman" w:hAnsi="Times New Roman"/>
-          <w:sz w:val="24"/>
-        </w:rPr>
-        <w:t xml:space="preserve">Бо твоє є царство, і сила, і слава, Отця, і Сина, і Святого Духа, нині і повсякчас, і на віки </w:t>
-      </w:r>
-      <w:r>
-        <w:rPr>
-          <w:rFonts w:ascii="Times New Roman" w:hAnsi="Times New Roman"/>
-          <w:sz w:val="24"/>
-        </w:rPr>
-        <w:t>віків.</w:t>
+        <w:pStyle w:val="a"/>
+        <w:spacing w:after="120"/>
+      </w:pPr>
+      <w:r>
+        <w:rPr>
+          <w:rFonts w:ascii="Times New Roman" w:hAnsi="Times New Roman"/>
+          <w:i/>
+          <w:color w:val="FF0000"/>
+          <w:sz w:val="24"/>
+        </w:rPr>
+        <w:t>Священник:</w:t>
+      </w:r>
+      <w:r>
+        <w:rPr>
+          <w:rFonts w:ascii="Times New Roman" w:hAnsi="Times New Roman"/>
+          <w:sz w:val="24"/>
+        </w:rPr>
+        <w:t xml:space="preserve"> Бо Твоє є царство, і сила, і слава, Отця, і Сина, і Святого Духа, нині, і повсякчас, і на віки віків.</w:t>
       </w:r>
     </w:p>
     <w:p>
@@ -8707,18 +8621,15 @@
     </w:p>
     <w:p>
       <w:pPr>
-        <w:spacing w:line="240" w:lineRule="auto"/>
-        <w:rPr>
-          <w:rFonts w:ascii="Times New Roman" w:hAnsi="Times New Roman"/>
-          <w:sz w:val="24"/>
-        </w:rPr>
-      </w:pPr>
-      <w:r>
-        <w:rPr>
-          <w:rFonts w:ascii="Times New Roman" w:hAnsi="Times New Roman"/>
-          <w:sz w:val="24"/>
-        </w:rPr>
-        <w:t>Царю небесний, утішителю, Душе істини,* що всюди єси і все наповняєш,* скарбе дібр і життя подателю,* прийди і вселися в нас,* і очисти нас від усякої скверни,* і спаси, Благий, душі наші.</w:t>
+        <w:pStyle w:val="a"/>
+        <w:spacing w:after="120"/>
+      </w:pPr>
+      <w:r>
+        <w:rPr>
+          <w:rFonts w:ascii="Times New Roman" w:hAnsi="Times New Roman"/>
+          <w:sz w:val="24"/>
+        </w:rPr>
+        <w:t>Ца́рю небе́сний, утіши́телю, Ду́ше íстини,* що всю́ди єси́ і все наповня́єш,* скарбни́це благ і життя́ пода́телю,* прийди́, і всели́ся в нас,* і очи́сти нас від уся́кої скве́рни,* і спаси́, благи́й, ду́ші на́ші.</w:t>
       </w:r>
     </w:p>
     <w:p>
@@ -8927,34 +8838,24 @@
     </w:p>
     <w:p>
       <w:pPr>
-        <w:spacing w:line="240" w:lineRule="auto"/>
-        <w:rPr>
-          <w:rFonts w:ascii="Times New Roman" w:hAnsi="Times New Roman"/>
-          <w:sz w:val="24"/>
-        </w:rPr>
-      </w:pPr>
-      <w:r>
-        <w:rPr>
-          <w:rFonts w:ascii="Times New Roman" w:hAnsi="Times New Roman"/>
-          <w:i/>
-          <w:color w:val="FF0000"/>
-          <w:sz w:val="24"/>
-        </w:rPr>
-        <w:t xml:space="preserve">Священик: </w:t>
-      </w:r>
-      <w:r>
-        <w:rPr>
-          <w:rFonts w:ascii="Times New Roman" w:hAnsi="Times New Roman"/>
-          <w:sz w:val="24"/>
-        </w:rPr>
-        <w:t xml:space="preserve">Бо твоє є царство, і сила, і слава, Отця, і Сина, і Святого Духа, нині і повсякчас, і на віки </w:t>
-      </w:r>
-      <w:r>
-        <w:rPr>
-          <w:rFonts w:ascii="Times New Roman" w:hAnsi="Times New Roman"/>
-          <w:sz w:val="24"/>
-        </w:rPr>
-        <w:t>віків.</w:t>
+        <w:pStyle w:val="a"/>
+        <w:spacing w:after="120"/>
+      </w:pPr>
+      <w:r>
+        <w:rPr>
+          <w:rFonts w:ascii="Times New Roman" w:hAnsi="Times New Roman"/>
+          <w:i/>
+          <w:color w:val="FF0000"/>
+          <w:sz w:val="24"/>
+        </w:rPr>
+        <w:t>Священник:</w:t>
+      </w:r>
+      <w:r>
+        <w:rPr>
+          <w:rFonts w:ascii="Times New Roman" w:hAnsi="Times New Roman"/>
+          <w:sz w:val="24"/>
+        </w:rPr>
+        <w:t xml:space="preserve"> Бо Твоє є царство, і сила, і слава, Отця, і Сина, і Святого Духа, нині, і повсякчас, і на віки віків.</w:t>
       </w:r>
     </w:p>
     <w:p>
@@ -10482,34 +10383,24 @@
     </w:p>
     <w:p>
       <w:pPr>
-        <w:spacing w:line="240" w:lineRule="auto"/>
-        <w:rPr>
-          <w:rFonts w:ascii="Times New Roman" w:hAnsi="Times New Roman"/>
-          <w:sz w:val="24"/>
-        </w:rPr>
-      </w:pPr>
-      <w:r>
-        <w:rPr>
-          <w:rFonts w:ascii="Times New Roman" w:hAnsi="Times New Roman"/>
-          <w:i/>
-          <w:color w:val="FF0000"/>
-          <w:sz w:val="24"/>
-        </w:rPr>
-        <w:t xml:space="preserve">Священик: </w:t>
-      </w:r>
-      <w:r>
-        <w:rPr>
-          <w:rFonts w:ascii="Times New Roman" w:hAnsi="Times New Roman"/>
-          <w:sz w:val="24"/>
-        </w:rPr>
-        <w:t xml:space="preserve">Бо твоє є царство, і сила, і слава, Отця, і Сина, і Святого Духа, нині і повсякчас, і на віки </w:t>
-      </w:r>
-      <w:r>
-        <w:rPr>
-          <w:rFonts w:ascii="Times New Roman" w:hAnsi="Times New Roman"/>
-          <w:sz w:val="24"/>
-        </w:rPr>
-        <w:t>віків.</w:t>
+        <w:pStyle w:val="a"/>
+        <w:spacing w:after="120"/>
+      </w:pPr>
+      <w:r>
+        <w:rPr>
+          <w:rFonts w:ascii="Times New Roman" w:hAnsi="Times New Roman"/>
+          <w:i/>
+          <w:color w:val="FF0000"/>
+          <w:sz w:val="24"/>
+        </w:rPr>
+        <w:t>Священник:</w:t>
+      </w:r>
+      <w:r>
+        <w:rPr>
+          <w:rFonts w:ascii="Times New Roman" w:hAnsi="Times New Roman"/>
+          <w:sz w:val="24"/>
+        </w:rPr>
+        <w:t xml:space="preserve"> Бо Твоє є царство, і сила, і слава, Отця, і Сина, і Святого Духа, нині, і повсякчас, і на віки віків.</w:t>
       </w:r>
     </w:p>
     <w:p>

--- a/flow/20230927_hours/drafts/2024-07-g/06.07.docx
+++ b/flow/20230927_hours/drafts/2024-07-g/06.07.docx
@@ -4390,23 +4390,37 @@
       </w:r>
     </w:p>
     <w:p>
-      <w:pPr>
-        <w:spacing w:line="240" w:lineRule="auto"/>
-        <w:rPr>
-          <w:rFonts w:ascii="Times New Roman" w:hAnsi="Times New Roman"/>
-          <w:i/>
-          <w:color w:val="FF0000"/>
-          <w:sz w:val="24"/>
-        </w:rPr>
-      </w:pPr>
-      <w:r>
-        <w:rPr>
-          <w:rFonts w:ascii="Times New Roman" w:hAnsi="Times New Roman"/>
-          <w:i/>
-          <w:color w:val="FF0000"/>
-          <w:sz w:val="24"/>
-        </w:rPr>
-        <w:t xml:space="preserve">Тропар </w:t>
+      <w:r>
+        <w:rPr>
+          <w:rFonts w:ascii="Times New Roman" w:hAnsi="Times New Roman"/>
+          <w:i/>
+          <w:color w:val="FF0000"/>
+          <w:sz w:val="24"/>
+        </w:rPr>
+        <w:t xml:space="preserve">Тропар (г. 2): </w:t>
+      </w:r>
+      <w:r>
+        <w:rPr>
+          <w:rFonts w:ascii="Times New Roman" w:hAnsi="Times New Roman"/>
+          <w:color w:val="000000"/>
+          <w:sz w:val="24"/>
+        </w:rPr>
+        <w:t>Тілесні пристрасті приборкав ти стриманням,* розп’явся для світу, і в пустелі жив, відсікаючи всі похоті,* Ангелом земним і небесним чоловіком показав себе.* Тому тебе, як наставника монахів оспівуємо, Сісо</w:t>
+      </w:r>
+      <w:r>
+        <w:rPr>
+          <w:rFonts w:ascii="Times New Roman" w:hAnsi="Times New Roman"/>
+          <w:sz w:val="24"/>
+        </w:rPr>
+        <w:t>ю</w:t>
+      </w:r>
+      <w:r>
+        <w:rPr>
+          <w:rFonts w:ascii="Times New Roman" w:hAnsi="Times New Roman"/>
+          <w:color w:val="000000"/>
+          <w:sz w:val="24"/>
+        </w:rPr>
+        <w:t>, отче наш, і просимо:* моли Христа Бога, щоб спас душі наші.</w:t>
       </w:r>
     </w:p>
     <w:p>
@@ -4799,23 +4813,37 @@
       </w:r>
     </w:p>
     <w:p>
-      <w:pPr>
-        <w:spacing w:line="240" w:lineRule="auto"/>
-        <w:rPr>
-          <w:rFonts w:ascii="Times New Roman" w:hAnsi="Times New Roman"/>
-          <w:i/>
-          <w:color w:val="FF0000"/>
-          <w:sz w:val="24"/>
-        </w:rPr>
-      </w:pPr>
-      <w:r>
-        <w:rPr>
-          <w:rFonts w:ascii="Times New Roman" w:hAnsi="Times New Roman"/>
-          <w:i/>
-          <w:color w:val="FF0000"/>
-          <w:sz w:val="24"/>
-        </w:rPr>
-        <w:t xml:space="preserve">Кондак </w:t>
+      <w:r>
+        <w:rPr>
+          <w:rFonts w:ascii="Times New Roman" w:hAnsi="Times New Roman"/>
+          <w:i/>
+          <w:color w:val="FF0000"/>
+          <w:sz w:val="24"/>
+        </w:rPr>
+        <w:t xml:space="preserve">Кондак (г. 1): </w:t>
+      </w:r>
+      <w:r>
+        <w:rPr>
+          <w:rFonts w:ascii="Times New Roman" w:hAnsi="Times New Roman"/>
+          <w:color w:val="000000"/>
+          <w:sz w:val="24"/>
+        </w:rPr>
+        <w:t>Ти звершував подвиг, немов ангел на землі,* освітлюючи завжди чудами помисли вірних.* Тому тебе, Сісо</w:t>
+      </w:r>
+      <w:r>
+        <w:rPr>
+          <w:rFonts w:ascii="Times New Roman" w:hAnsi="Times New Roman"/>
+          <w:sz w:val="24"/>
+        </w:rPr>
+        <w:t>ю</w:t>
+      </w:r>
+      <w:r>
+        <w:rPr>
+          <w:rFonts w:ascii="Times New Roman" w:hAnsi="Times New Roman"/>
+          <w:color w:val="000000"/>
+          <w:sz w:val="24"/>
+        </w:rPr>
+        <w:t xml:space="preserve">, з любов’ю вшановуємо. </w:t>
       </w:r>
     </w:p>
     <w:p>
@@ -9956,23 +9984,37 @@
       </w:r>
     </w:p>
     <w:p>
-      <w:pPr>
-        <w:spacing w:line="240" w:lineRule="auto"/>
-        <w:rPr>
-          <w:rFonts w:ascii="Times New Roman" w:hAnsi="Times New Roman"/>
-          <w:i/>
-          <w:color w:val="FF0000"/>
-          <w:sz w:val="24"/>
-        </w:rPr>
-      </w:pPr>
-      <w:r>
-        <w:rPr>
-          <w:rFonts w:ascii="Times New Roman" w:hAnsi="Times New Roman"/>
-          <w:i/>
-          <w:color w:val="FF0000"/>
-          <w:sz w:val="24"/>
-        </w:rPr>
-        <w:t xml:space="preserve">Тропар </w:t>
+      <w:r>
+        <w:rPr>
+          <w:rFonts w:ascii="Times New Roman" w:hAnsi="Times New Roman"/>
+          <w:i/>
+          <w:color w:val="FF0000"/>
+          <w:sz w:val="24"/>
+        </w:rPr>
+        <w:t xml:space="preserve">Тропар (г. 2): </w:t>
+      </w:r>
+      <w:r>
+        <w:rPr>
+          <w:rFonts w:ascii="Times New Roman" w:hAnsi="Times New Roman"/>
+          <w:color w:val="000000"/>
+          <w:sz w:val="24"/>
+        </w:rPr>
+        <w:t>Тілесні пристрасті приборкав ти стриманням,* розп’явся для світу, і в пустелі жив, відсікаючи всі похоті,* Ангелом земним і небесним чоловіком показав себе.* Тому тебе, як наставника монахів оспівуємо, Сісо</w:t>
+      </w:r>
+      <w:r>
+        <w:rPr>
+          <w:rFonts w:ascii="Times New Roman" w:hAnsi="Times New Roman"/>
+          <w:sz w:val="24"/>
+        </w:rPr>
+        <w:t>ю</w:t>
+      </w:r>
+      <w:r>
+        <w:rPr>
+          <w:rFonts w:ascii="Times New Roman" w:hAnsi="Times New Roman"/>
+          <w:color w:val="000000"/>
+          <w:sz w:val="24"/>
+        </w:rPr>
+        <w:t>, отче наш, і просимо:* моли Христа Бога, щоб спас душі наші.</w:t>
       </w:r>
     </w:p>
     <w:p>
@@ -10429,23 +10471,37 @@
       </w:r>
     </w:p>
     <w:p>
-      <w:pPr>
-        <w:spacing w:line="240" w:lineRule="auto"/>
-        <w:rPr>
-          <w:rFonts w:ascii="Times New Roman" w:hAnsi="Times New Roman"/>
-          <w:i/>
-          <w:color w:val="FF0000"/>
-          <w:sz w:val="24"/>
-        </w:rPr>
-      </w:pPr>
-      <w:r>
-        <w:rPr>
-          <w:rFonts w:ascii="Times New Roman" w:hAnsi="Times New Roman"/>
-          <w:i/>
-          <w:color w:val="FF0000"/>
-          <w:sz w:val="24"/>
-        </w:rPr>
-        <w:t xml:space="preserve">Кондак </w:t>
+      <w:r>
+        <w:rPr>
+          <w:rFonts w:ascii="Times New Roman" w:hAnsi="Times New Roman"/>
+          <w:i/>
+          <w:color w:val="FF0000"/>
+          <w:sz w:val="24"/>
+        </w:rPr>
+        <w:t xml:space="preserve">Кондак (г. 1): </w:t>
+      </w:r>
+      <w:r>
+        <w:rPr>
+          <w:rFonts w:ascii="Times New Roman" w:hAnsi="Times New Roman"/>
+          <w:color w:val="000000"/>
+          <w:sz w:val="24"/>
+        </w:rPr>
+        <w:t>Ти звершував подвиг, немов ангел на землі,* освітлюючи завжди чудами помисли вірних.* Тому тебе, Сісо</w:t>
+      </w:r>
+      <w:r>
+        <w:rPr>
+          <w:rFonts w:ascii="Times New Roman" w:hAnsi="Times New Roman"/>
+          <w:sz w:val="24"/>
+        </w:rPr>
+        <w:t>ю</w:t>
+      </w:r>
+      <w:r>
+        <w:rPr>
+          <w:rFonts w:ascii="Times New Roman" w:hAnsi="Times New Roman"/>
+          <w:color w:val="000000"/>
+          <w:sz w:val="24"/>
+        </w:rPr>
+        <w:t xml:space="preserve">, з любов’ю вшановуємо. </w:t>
       </w:r>
     </w:p>
     <w:p>
